--- a/03_Safety_AI_and_Practical_Controls/TAS2O_Parent_Consent_Practical_Course_Acknowledgement.docx
+++ b/03_Safety_AI_and_Practical_Controls/TAS2O_Parent_Consent_Practical_Course_Acknowledgement.docx
@@ -1056,7 +1056,7 @@
           </w:tcPr>
           <w:p>
             <w:r>
-              <w:t>Submitting AI-generated work as original; fabricating data; using AI without disclosure; letting AI replace prototype building; using AI-generated code the student cannot explain.</w:t>
+              <w:t>Submitting work as original; fabricating data; using AI without disclosure; letting AI replace prototype building; using code the student cannot explain.</w:t>
             </w:r>
           </w:p>
         </w:tc>
@@ -1547,7 +1547,7 @@
         <w:t xml:space="preserve">☐ </w:t>
       </w:r>
       <w:r>
-        <w:t>I will not copy, fabricate, or submit AI-generated work as if it were entirely my own.</w:t>
+        <w:t>I will not copy, fabricate, or submit work as if it were entirely my own.</w:t>
       </w:r>
     </w:p>
     <w:p>

--- a/03_Safety_AI_and_Practical_Controls/TAS2O_Parent_Consent_Practical_Course_Acknowledgement.docx
+++ b/03_Safety_AI_and_Practical_Controls/TAS2O_Parent_Consent_Practical_Course_Acknowledgement.docx
@@ -997,7 +997,7 @@
     </w:p>
     <w:p>
       <w:r>
-        <w:t>This TAS2O course includes responsible AI use. AI tools may support student learning, but students remain responsible for verifying information, documenting AI use, and demonstrating their own understanding.</w:t>
+        <w:t>This TAS2O course includes responsible use of approved AI tools. AI tools may support student learning, but students remain responsible for verifying information, documenting use of approved AI tools, and demonstrating their own understanding.</w:t>
       </w:r>
     </w:p>
     <w:tbl>
@@ -1532,7 +1532,7 @@
         <w:t xml:space="preserve">☐ </w:t>
       </w:r>
       <w:r>
-        <w:t>I will keep accurate records of my design process, testing results, and AI use.</w:t>
+        <w:t>I will keep accurate records of my design process, testing results, and use of approved AI tools.</w:t>
       </w:r>
     </w:p>
     <w:p>
@@ -1650,7 +1650,7 @@
         <w:t xml:space="preserve">☐ </w:t>
       </w:r>
       <w:r>
-        <w:t>I understand that AI tools may be used as learning supports and that students must document AI use and demonstrate their own understanding.</w:t>
+        <w:t>I understand that AI tools may be used as learning supports and that students document use of approved AI tools and demonstrate their own understanding.</w:t>
       </w:r>
     </w:p>
     <w:p>
